--- a/Part-Two-Ch10-Backlash-and-Broken-Promises/The Enforcement Acts.docx
+++ b/Part-Two-Ch10-Backlash-and-Broken-Promises/The Enforcement Acts.docx
@@ -9,25 +9,22 @@
         <w:tblLook w:firstColumn="1" w:firstRow="1" w:lastColumn="0" w:lastRow="0" w:noHBand="0" w:noVBand="1" w:val="04A0"/>
       </w:tblPr>
       <w:tblGrid>
-        <w:gridCol w:w="9936"/>
+        <w:gridCol w:w="10224"/>
       </w:tblGrid>
       <w:tr>
         <w:tc>
           <w:tcPr>
-            <w:tcW w:type="dxa" w:w="9936"/>
+            <w:tcW w:type="dxa" w:w="10224"/>
             <w:shd w:val="clear" w:fill="B1442F"/>
           </w:tcPr>
           <w:p>
-            <w:pPr>
-              <w:jc w:val="left"/>
-            </w:pPr>
             <w:r>
               <w:rPr>
                 <w:b/>
                 <w:color w:val="FFE6DE"/>
                 <w:sz w:val="18"/>
               </w:rPr>
-              <w:t>CHAPTER 10 · DEEP DIVE · A HOUSE DIVIDED</w:t>
+              <w:t>PROMISE &amp; PRACTICE  ·  DEEP DIVE  ·  SOURCE ANALYSIS</w:t>
             </w:r>
           </w:p>
           <w:p>
@@ -35,18 +32,19 @@
               <w:rPr>
                 <w:b/>
                 <w:color w:val="FFFFFF"/>
-                <w:sz w:val="40"/>
+                <w:sz w:val="42"/>
               </w:rPr>
-              <w:t>The Enforcement Acts</w:t>
+              <w:t>The Enforcement Acts — A House Divided</w:t>
             </w:r>
           </w:p>
           <w:p>
             <w:r>
               <w:rPr>
+                <w:i/>
                 <w:color w:val="FFE6DE"/>
-                <w:sz w:val="21"/>
+                <w:sz w:val="22"/>
               </w:rPr>
-              <w:t>When terror threatened to undo the vote, the federal government struck back — and, for a moment, won. 1870–1871.</w:t>
+              <w:t>When Washington Chose to Act</w:t>
             </w:r>
           </w:p>
         </w:tc>
@@ -64,7 +62,7 @@
         <w:rPr>
           <w:sz w:val="21"/>
         </w:rPr>
-        <w:t xml:space="preserve">__________________________    </w:t>
+        <w:t xml:space="preserve">______________________________    </w:t>
       </w:r>
       <w:r>
         <w:rPr>
@@ -90,30 +88,177 @@
         <w:rPr>
           <w:sz w:val="21"/>
         </w:rPr>
-        <w:t>______________</w:t>
+        <w:t>________________</w:t>
+      </w:r>
+    </w:p>
+    <w:tbl>
+      <w:tblPr>
+        <w:tblW w:type="auto" w:w="0"/>
+        <w:tblLayout w:type="autofit"/>
+        <w:tblLook w:firstColumn="1" w:firstRow="1" w:lastColumn="0" w:lastRow="0" w:noHBand="0" w:noVBand="1" w:val="04A0"/>
+      </w:tblPr>
+      <w:tblGrid>
+        <w:gridCol w:w="10224"/>
+      </w:tblGrid>
+      <w:tr>
+        <w:tc>
+          <w:tcPr>
+            <w:tcW w:type="dxa" w:w="10224"/>
+            <w:shd w:val="clear" w:fill="f4c04e"/>
+          </w:tcPr>
+          <w:p>
+            <w:r>
+              <w:rPr>
+                <w:b/>
+                <w:color w:val="5A4512"/>
+                <w:sz w:val="19"/>
+              </w:rPr>
+              <w:t xml:space="preserve">WHAT I CAN DO TODAY   </w:t>
+            </w:r>
+            <w:r>
+              <w:rPr>
+                <w:color w:val="5A4512"/>
+                <w:sz w:val="21"/>
+              </w:rPr>
+              <w:t>I can read primary sources about The Enforcement Acts — A House Divided, weigh who made each one and why, and use evidence to answer historical questions.</w:t>
+            </w:r>
+          </w:p>
+        </w:tc>
+      </w:tr>
+    </w:tbl>
+    <w:p>
+      <w:r>
+        <w:rPr>
+          <w:b/>
+          <w:color w:val="B1442F"/>
+        </w:rPr>
+        <w:t xml:space="preserve">Directions. </w:t>
+      </w:r>
+      <w:r>
+        <w:rPr>
+          <w:sz w:val="22"/>
+        </w:rPr>
+        <w:t>One decision produced real results. Trace the causes, the effects — and what the story depends on</w:t>
       </w:r>
     </w:p>
     <w:p/>
     <w:p>
       <w:r>
         <w:rPr>
+          <w:b/>
+          <w:color w:val="B1442F"/>
+          <w:sz w:val="26"/>
+        </w:rPr>
+        <w:t>THE SOURCES</w:t>
+      </w:r>
+    </w:p>
+    <w:p>
+      <w:pPr>
+        <w:spacing w:before="160"/>
+      </w:pPr>
+      <w:r>
+        <w:rPr>
+          <w:b/>
+          <w:color w:val="1C1714"/>
+          <w:sz w:val="23"/>
+        </w:rPr>
+        <w:t>THE IMAGE  —  President Ulysses S. Grant</w:t>
+      </w:r>
+    </w:p>
+    <w:p>
+      <w:pPr>
+        <w:jc w:val="center"/>
+      </w:pPr>
+      <w:r>
+        <w:drawing>
+          <wp:inline xmlns:a="http://schemas.openxmlformats.org/drawingml/2006/main" xmlns:pic="http://schemas.openxmlformats.org/drawingml/2006/picture">
+            <wp:extent cx="3931920" cy="5199233"/>
+            <wp:docPr id="1" name="Picture 1"/>
+            <wp:cNvGraphicFramePr>
+              <a:graphicFrameLocks noChangeAspect="1"/>
+            </wp:cNvGraphicFramePr>
+            <a:graphic>
+              <a:graphicData uri="http://schemas.openxmlformats.org/drawingml/2006/picture">
+                <pic:pic>
+                  <pic:nvPicPr>
+                    <pic:cNvPr id="0" name="image.jpg"/>
+                    <pic:cNvPicPr/>
+                  </pic:nvPicPr>
+                  <pic:blipFill>
+                    <a:blip r:embed="rId9"/>
+                    <a:stretch>
+                      <a:fillRect/>
+                    </a:stretch>
+                  </pic:blipFill>
+                  <pic:spPr>
+                    <a:xfrm>
+                      <a:off x="0" y="0"/>
+                      <a:ext cx="3931920" cy="5199233"/>
+                    </a:xfrm>
+                    <a:prstGeom prst="rect"/>
+                  </pic:spPr>
+                </pic:pic>
+              </a:graphicData>
+            </a:graphic>
+          </wp:inline>
+        </w:drawing>
+      </w:r>
+    </w:p>
+    <w:p>
+      <w:r>
+        <w:rPr>
+          <w:color w:val="6A6256"/>
+          <w:sz w:val="17"/>
+        </w:rPr>
+        <w:t>President Ulysses S. Grant — photograph, public domain (Library of Congress).</w:t>
+      </w:r>
+    </w:p>
+    <w:p>
+      <w:pPr>
+        <w:spacing w:before="160"/>
+      </w:pPr>
+      <w:r>
+        <w:rPr>
+          <w:b/>
+          <w:color w:val="1C1714"/>
+          <w:sz w:val="23"/>
+        </w:rPr>
+        <w:t>SOURCE · WHAT THE ENFORCEMENT ACTS DID  —  Federal power against terror</w:t>
+      </w:r>
+    </w:p>
+    <w:p>
+      <w:pPr>
+        <w:ind w:left="432"/>
+      </w:pPr>
+      <w:r>
+        <w:rPr>
           <w:i/>
           <w:color w:val="1C1714"/>
           <w:sz w:val="22"/>
         </w:rPr>
-        <w:t>When terror threatened to undo the vote, the federal government struck back — and, for a moment, won. 1870–1871.</w:t>
+        <w:t>The Enforcement Acts (1870–71), including the Ku Klux Klan Act, made it a federal crime to conspire to deny citizens their rights; let the president use troops and suspend habeas corpus; and led to hundreds of prosecutions. By 1872 the Klan was largely broken and Black voting rebounded.</w:t>
+        <w:br/>
+        <w:t>— summarized from the historical record. Public domain</w:t>
       </w:r>
     </w:p>
     <w:p>
-      <w:pPr>
-        <w:spacing w:after="80"/>
-      </w:pPr>
       <w:r>
         <w:rPr>
-          <w:color w:val="1C1714"/>
-          <w:sz w:val="23"/>
+          <w:color w:val="6A6256"/>
+          <w:sz w:val="17"/>
         </w:rPr>
-        <w:t>How far should a national government go to protect its citizens' rights from violence inside its own borders?</w:t>
+        <w:t>— summarized from the historical record. Public domain.</w:t>
+      </w:r>
+    </w:p>
+    <w:p/>
+    <w:p>
+      <w:r>
+        <w:rPr>
+          <w:b/>
+          <w:color w:val="B1442F"/>
+          <w:sz w:val="26"/>
+        </w:rPr>
+        <w:t>YOUR WORK</w:t>
       </w:r>
     </w:p>
     <w:p>
@@ -123,44 +268,65 @@
       <w:r>
         <w:rPr>
           <w:b/>
-          <w:color w:val="B1442F"/>
-          <w:sz w:val="28"/>
+          <w:color w:val="FFFFFF"/>
+          <w:sz w:val="20"/>
+          <w:shd w:val="clear" w:fill="B1442F"/>
         </w:rPr>
-        <w:t>Rights on Paper, Terror in Fact</w:t>
+        <w:t xml:space="preserve">  QUESTION 1  </w:t>
+      </w:r>
+      <w:r>
+        <w:rPr>
+          <w:b/>
+          <w:color w:val="6A6256"/>
+          <w:sz w:val="18"/>
+        </w:rPr>
+        <w:t xml:space="preserve">   STEP 1 · THE CAUSE</w:t>
       </w:r>
     </w:p>
     <w:p>
       <w:r>
         <w:rPr>
-          <w:b/>
-          <w:color w:val="6A6256"/>
-          <w:sz w:val="17"/>
+          <w:b w:val="0"/>
+          <w:color w:val="1C1714"/>
+          <w:sz w:val="23"/>
         </w:rPr>
-        <w:t>THE CRISIS</w:t>
+        <w:t>The amendments already guaranteed Black rights. Why were the Enforcement Acts still necessary?</w:t>
       </w:r>
     </w:p>
     <w:p>
       <w:pPr>
-        <w:spacing w:after="80"/>
+        <w:spacing w:after="120"/>
       </w:pPr>
       <w:r>
         <w:rPr>
-          <w:color w:val="1C1714"/>
-          <w:sz w:val="23"/>
+          <w:color w:val="9A9286"/>
+          <w:sz w:val="22"/>
         </w:rPr>
-        <w:t>By 1870 the Fourteenth and Fifteenth Amendments had guaranteed Black citizenship and the vote. But the Ku Klux Klan was making those guarantees meaningless through violence. The rights existed on paper; the terror existed in fact.</w:t>
+        <w:t>____________________________________________________________________________________________</w:t>
       </w:r>
     </w:p>
     <w:p>
       <w:pPr>
-        <w:spacing w:after="80"/>
+        <w:spacing w:after="120"/>
       </w:pPr>
       <w:r>
         <w:rPr>
-          <w:color w:val="1C1714"/>
-          <w:sz w:val="23"/>
+          <w:color w:val="9A9286"/>
+          <w:sz w:val="22"/>
         </w:rPr>
-        <w:t>President Ulysses S. Grant and the Republican Congress decided the federal government had to act — directly.</w:t>
+        <w:t>____________________________________________________________________________________________</w:t>
+      </w:r>
+    </w:p>
+    <w:p>
+      <w:pPr>
+        <w:spacing w:after="120"/>
+      </w:pPr>
+      <w:r>
+        <w:rPr>
+          <w:color w:val="9A9286"/>
+          <w:sz w:val="22"/>
+        </w:rPr>
+        <w:t>____________________________________________________________________________________________</w:t>
       </w:r>
     </w:p>
     <w:p>
@@ -170,40 +336,77 @@
       <w:r>
         <w:rPr>
           <w:b/>
-          <w:color w:val="B1442F"/>
-          <w:sz w:val="28"/>
+          <w:color w:val="FFFFFF"/>
+          <w:sz w:val="20"/>
+          <w:shd w:val="clear" w:fill="B1442F"/>
         </w:rPr>
-        <w:t>Ulysses S. Grant</w:t>
+        <w:t xml:space="preserve">  QUESTION 2  </w:t>
+      </w:r>
+      <w:r>
+        <w:rPr>
+          <w:b/>
+          <w:color w:val="6A6256"/>
+          <w:sz w:val="18"/>
+        </w:rPr>
+        <w:t xml:space="preserve">   STEP 2 · THE EFFECT</w:t>
       </w:r>
     </w:p>
     <w:p>
       <w:r>
         <w:rPr>
-          <w:b/>
-          <w:color w:val="6A6256"/>
-          <w:sz w:val="17"/>
+          <w:b w:val="0"/>
+          <w:color w:val="1C1714"/>
+          <w:sz w:val="23"/>
         </w:rPr>
-        <w:t>PRESIDENT, 1869–1877</w:t>
+        <w:t>What was the main effect of Grant's aggressive use of the Enforcement Acts by 1872?</w:t>
       </w:r>
     </w:p>
     <w:p>
+      <w:pPr>
+        <w:spacing w:after="40"/>
+        <w:ind w:left="432"/>
+      </w:pPr>
       <w:r>
         <w:rPr>
-          <w:i/>
-          <w:color w:val="1C1714"/>
           <w:sz w:val="22"/>
         </w:rPr>
-        <w:t>The general who won the war now used the power of the presidency to defend the peace — making the protection of Black citizens' rights a federal responsibility.</w:t>
+        <w:t>☐  A.  the Klan grew stronger</w:t>
       </w:r>
     </w:p>
     <w:p>
+      <w:pPr>
+        <w:spacing w:after="40"/>
+        <w:ind w:left="432"/>
+      </w:pPr>
       <w:r>
         <w:rPr>
-          <w:i/>
-          <w:color w:val="6A6256"/>
-          <w:sz w:val="17"/>
+          <w:sz w:val="22"/>
         </w:rPr>
-        <w:t>President Ulysses S. Grant — photograph, public domain (Library of Congress).</w:t>
+        <w:t>☐  B.  the Klan was largely broken and Black voting rebounded</w:t>
+      </w:r>
+    </w:p>
+    <w:p>
+      <w:pPr>
+        <w:spacing w:after="40"/>
+        <w:ind w:left="432"/>
+      </w:pPr>
+      <w:r>
+        <w:rPr>
+          <w:sz w:val="22"/>
+        </w:rPr>
+        <w:t>☐  C.  nothing changed</w:t>
+      </w:r>
+    </w:p>
+    <w:p>
+      <w:pPr>
+        <w:spacing w:after="40"/>
+        <w:ind w:left="432"/>
+      </w:pPr>
+      <w:r>
+        <w:rPr>
+          <w:sz w:val="22"/>
+        </w:rPr>
+        <w:t>☐  D.  the amendments were repealed</w:t>
       </w:r>
     </w:p>
     <w:p>
@@ -213,54 +416,65 @@
       <w:r>
         <w:rPr>
           <w:b/>
-          <w:color w:val="B1442F"/>
-          <w:sz w:val="28"/>
+          <w:color w:val="FFFFFF"/>
+          <w:sz w:val="20"/>
+          <w:shd w:val="clear" w:fill="B1442F"/>
         </w:rPr>
-        <w:t>The Laws</w:t>
+        <w:t xml:space="preserve">  QUESTION 3  </w:t>
+      </w:r>
+      <w:r>
+        <w:rPr>
+          <w:b/>
+          <w:color w:val="6A6256"/>
+          <w:sz w:val="18"/>
+        </w:rPr>
+        <w:t xml:space="preserve">   STEP 3 · THE BIG IDEA</w:t>
       </w:r>
     </w:p>
     <w:p>
       <w:r>
         <w:rPr>
-          <w:b/>
-          <w:color w:val="6A6256"/>
-          <w:sz w:val="17"/>
+          <w:b w:val="0"/>
+          <w:color w:val="1C1714"/>
+          <w:sz w:val="23"/>
         </w:rPr>
-        <w:t>1870–71</w:t>
+        <w:t>The success of the Enforcement Acts proved something important about protecting rights. In your own words, what did it prove — and why is that both hopeful and troubling?</w:t>
       </w:r>
     </w:p>
     <w:p>
       <w:pPr>
-        <w:spacing w:after="80"/>
+        <w:spacing w:after="120"/>
       </w:pPr>
       <w:r>
         <w:rPr>
-          <w:color w:val="1C1714"/>
-          <w:sz w:val="23"/>
+          <w:color w:val="9A9286"/>
+          <w:sz w:val="22"/>
         </w:rPr>
-        <w:t>Congress passed a series of Enforcement Acts, including the Ku Klux Klan Act of 1871. They made it a federal crime to use violence or conspiracy to deny citizens their rights — and empowered the president to use the army and even suspend habeas corpus to stop it.</w:t>
+        <w:t>____________________________________________________________________________________________</w:t>
       </w:r>
     </w:p>
     <w:p>
       <w:pPr>
-        <w:spacing w:after="80"/>
+        <w:spacing w:after="120"/>
       </w:pPr>
       <w:r>
         <w:rPr>
-          <w:color w:val="1C1714"/>
-          <w:sz w:val="23"/>
+          <w:color w:val="9A9286"/>
+          <w:sz w:val="22"/>
         </w:rPr>
-        <w:t>This was a huge expansion of federal power. For the first time, Washington claimed the authority to prosecute private individuals who attacked citizens' civil rights.</w:t>
+        <w:t>____________________________________________________________________________________________</w:t>
       </w:r>
     </w:p>
     <w:p>
+      <w:pPr>
+        <w:spacing w:after="120"/>
+      </w:pPr>
       <w:r>
         <w:rPr>
-          <w:i/>
-          <w:color w:val="6A6256"/>
-          <w:sz w:val="17"/>
+          <w:color w:val="9A9286"/>
+          <w:sz w:val="22"/>
         </w:rPr>
-        <w:t>Redemption, 1869–77 — map, © ShadowDog Digital Studios (SDS Digital Collection).</w:t>
+        <w:t>____________________________________________________________________________________________</w:t>
       </w:r>
     </w:p>
     <w:p>
@@ -270,102 +484,91 @@
       <w:r>
         <w:rPr>
           <w:b/>
-          <w:color w:val="B1442F"/>
-          <w:sz w:val="28"/>
+          <w:color w:val="FFFFFF"/>
+          <w:sz w:val="20"/>
+          <w:shd w:val="clear" w:fill="B1442F"/>
         </w:rPr>
-        <w:t>It Worked — For a While</w:t>
+        <w:t xml:space="preserve">  QUESTION 4  </w:t>
+      </w:r>
+      <w:r>
+        <w:rPr>
+          <w:b/>
+          <w:color w:val="6A6256"/>
+          <w:sz w:val="18"/>
+        </w:rPr>
+        <w:t xml:space="preserve">   STEP 4 · THE WARNING</w:t>
       </w:r>
     </w:p>
     <w:p>
       <w:r>
         <w:rPr>
-          <w:b/>
-          <w:color w:val="6A6256"/>
-          <w:sz w:val="17"/>
+          <w:b w:val="0"/>
+          <w:color w:val="1C1714"/>
+          <w:sz w:val="23"/>
         </w:rPr>
-        <w:t>THE EFFECT</w:t>
+        <w:t>If rights were protected only because the federal government chose to act, what would happen when it stopped choosing to act? In three or four sentences, predict the consequence — and connect it to what you know comes next in Reconstruction.</w:t>
       </w:r>
     </w:p>
     <w:p>
       <w:pPr>
-        <w:spacing w:after="80"/>
+        <w:spacing w:after="120"/>
       </w:pPr>
       <w:r>
         <w:rPr>
-          <w:color w:val="1C1714"/>
-          <w:sz w:val="23"/>
+          <w:color w:val="9A9286"/>
+          <w:sz w:val="22"/>
         </w:rPr>
-        <w:t>Grant used the new laws aggressively. In parts of South Carolina he suspended habeas corpus and sent federal troops; the government arrested and prosecuted hundreds of Klansmen.</w:t>
+        <w:t>____________________________________________________________________________________________</w:t>
       </w:r>
     </w:p>
     <w:p>
       <w:pPr>
-        <w:spacing w:after="80"/>
+        <w:spacing w:after="120"/>
       </w:pPr>
       <w:r>
         <w:rPr>
-          <w:color w:val="1C1714"/>
-          <w:sz w:val="23"/>
+          <w:color w:val="9A9286"/>
+          <w:sz w:val="22"/>
         </w:rPr>
-        <w:t>The effect was dramatic: by 1872 the Klan was largely broken. Black Southerners voted again in large numbers. It proved that federal power could protect rights — when the government chose to use it. The tragedy of the years ahead is that it would gradually choose not to.</w:t>
-      </w:r>
-    </w:p>
-    <w:p>
-      <w:r>
-        <w:rPr>
-          <w:b/>
-          <w:color w:val="6A6256"/>
-          <w:sz w:val="17"/>
-        </w:rPr>
-        <w:t>ULYSSES S. GRANT, TO CONGRESS</w:t>
+        <w:t>____________________________________________________________________________________________</w:t>
       </w:r>
     </w:p>
     <w:p>
       <w:pPr>
-        <w:spacing w:after="80"/>
+        <w:spacing w:after="120"/>
       </w:pPr>
       <w:r>
         <w:rPr>
-          <w:color w:val="1C1714"/>
-          <w:sz w:val="23"/>
+          <w:color w:val="9A9286"/>
+          <w:sz w:val="22"/>
         </w:rPr>
-        <w:t>There is no part of our country where … life, liberty, and property are not sufficiently protected, that … the strong arm of the Government [should not] be used.</w:t>
+        <w:t>____________________________________________________________________________________________</w:t>
       </w:r>
     </w:p>
     <w:p>
       <w:pPr>
-        <w:spacing w:before="200"/>
+        <w:spacing w:after="120"/>
       </w:pPr>
       <w:r>
         <w:rPr>
-          <w:b/>
-          <w:color w:val="B1442F"/>
-          <w:sz w:val="28"/>
+          <w:color w:val="9A9286"/>
+          <w:sz w:val="22"/>
         </w:rPr>
-        <w:t>Trace Cause and Effect</w:t>
+        <w:t>____________________________________________________________________________________________</w:t>
       </w:r>
     </w:p>
     <w:p>
+      <w:pPr>
+        <w:spacing w:after="120"/>
+      </w:pPr>
       <w:r>
         <w:rPr>
-          <w:b/>
-          <w:color w:val="6A6256"/>
-          <w:sz w:val="17"/>
+          <w:color w:val="9A9286"/>
+          <w:sz w:val="22"/>
         </w:rPr>
-        <w:t>YOUR TURN</w:t>
+        <w:t>____________________________________________________________________________________________</w:t>
       </w:r>
     </w:p>
-    <w:p>
-      <w:r>
-        <w:rPr>
-          <w:i/>
-          <w:color w:val="1C1714"/>
-          <w:sz w:val="22"/>
-        </w:rPr>
-        <w:t>You'll follow how federal action broke the Klan, and practice cause and effect — including the harder question of what happened when that action stopped.</w:t>
-      </w:r>
-    </w:p>
-    <w:p/>
     <w:p>
       <w:pPr>
         <w:jc w:val="center"/>
@@ -378,9 +581,160 @@
         <w:t>Promise &amp; Practice · ShadowDog Digital Studios · Unit 2</w:t>
       </w:r>
     </w:p>
+    <w:p>
+      <w:r>
+        <w:br w:type="page"/>
+      </w:r>
+    </w:p>
+    <w:tbl>
+      <w:tblPr>
+        <w:tblW w:type="auto" w:w="0"/>
+        <w:tblLayout w:type="autofit"/>
+        <w:tblLook w:firstColumn="1" w:firstRow="1" w:lastColumn="0" w:lastRow="0" w:noHBand="0" w:noVBand="1" w:val="04A0"/>
+      </w:tblPr>
+      <w:tblGrid>
+        <w:gridCol w:w="10224"/>
+      </w:tblGrid>
+      <w:tr>
+        <w:tc>
+          <w:tcPr>
+            <w:tcW w:type="dxa" w:w="10224"/>
+            <w:shd w:val="clear" w:fill="2c2219"/>
+          </w:tcPr>
+          <w:p>
+            <w:r>
+              <w:rPr>
+                <w:b/>
+                <w:color w:val="F0A184"/>
+                <w:sz w:val="28"/>
+              </w:rPr>
+              <w:t>TEACHER ANSWER KEY  —  The Enforcement Acts — A House Divided</w:t>
+            </w:r>
+          </w:p>
+        </w:tc>
+      </w:tr>
+    </w:tbl>
+    <w:p/>
+    <w:p>
+      <w:r>
+        <w:rPr>
+          <w:b/>
+          <w:color w:val="B1442F"/>
+          <w:sz w:val="22"/>
+        </w:rPr>
+        <w:t xml:space="preserve">QUESTION 1:  </w:t>
+      </w:r>
+      <w:r>
+        <w:rPr>
+          <w:sz w:val="22"/>
+        </w:rPr>
+        <w:t>Open response.</w:t>
+      </w:r>
+    </w:p>
+    <w:p>
+      <w:pPr>
+        <w:ind w:left="432"/>
+      </w:pPr>
+      <w:r>
+        <w:rPr>
+          <w:i/>
+          <w:color w:val="6A6256"/>
+          <w:sz w:val="21"/>
+        </w:rPr>
+        <w:t>Look for a response along the lines of: “The rights existed on paper, but…, so the Acts were needed to…”</w:t>
+      </w:r>
+    </w:p>
+    <w:p>
+      <w:r>
+        <w:rPr>
+          <w:b/>
+          <w:color w:val="B1442F"/>
+          <w:sz w:val="22"/>
+        </w:rPr>
+        <w:t xml:space="preserve">QUESTION 2:  </w:t>
+      </w:r>
+      <w:r>
+        <w:rPr>
+          <w:b/>
+          <w:sz w:val="22"/>
+        </w:rPr>
+        <w:t>Correct — B. the Klan was largely broken and Black voting rebounded</w:t>
+      </w:r>
+    </w:p>
+    <w:p>
+      <w:pPr>
+        <w:ind w:left="432"/>
+      </w:pPr>
+      <w:r>
+        <w:rPr>
+          <w:i/>
+          <w:color w:val="6A6256"/>
+          <w:sz w:val="21"/>
+        </w:rPr>
+        <w:t>Right. Federal prosecutions and troops largely broke the Klan, and Black Southerners were able to vote again in large numbers — proof that federal power could protect rights.</w:t>
+      </w:r>
+    </w:p>
+    <w:p>
+      <w:r>
+        <w:rPr>
+          <w:b/>
+          <w:color w:val="B1442F"/>
+          <w:sz w:val="22"/>
+        </w:rPr>
+        <w:t xml:space="preserve">QUESTION 3:  </w:t>
+      </w:r>
+      <w:r>
+        <w:rPr>
+          <w:sz w:val="22"/>
+        </w:rPr>
+        <w:t>Open response.</w:t>
+      </w:r>
+    </w:p>
+    <w:p>
+      <w:pPr>
+        <w:ind w:left="432"/>
+      </w:pPr>
+      <w:r>
+        <w:rPr>
+          <w:i/>
+          <w:color w:val="6A6256"/>
+          <w:sz w:val="21"/>
+        </w:rPr>
+        <w:t>Look for a response along the lines of: “It proved that…; this is hopeful because…, but troubling because…”</w:t>
+      </w:r>
+    </w:p>
+    <w:p>
+      <w:r>
+        <w:rPr>
+          <w:b/>
+          <w:color w:val="B1442F"/>
+          <w:sz w:val="22"/>
+        </w:rPr>
+        <w:t xml:space="preserve">QUESTION 4:  </w:t>
+      </w:r>
+      <w:r>
+        <w:rPr>
+          <w:sz w:val="22"/>
+        </w:rPr>
+        <w:t>Open response.</w:t>
+      </w:r>
+    </w:p>
+    <w:p>
+      <w:pPr>
+        <w:ind w:left="432"/>
+      </w:pPr>
+      <w:r>
+        <w:rPr>
+          <w:i/>
+          <w:color w:val="6A6256"/>
+          <w:sz w:val="21"/>
+        </w:rPr>
+        <w:t>Look for a response along the lines of: “If the government stopped enforcing rights, then…”</w:t>
+      </w:r>
+    </w:p>
     <w:sectPr>
       <w:pgSz w:w="12240" w:h="15840"/>
-      <w:pgMar w:top="1152" w:right="1152" w:bottom="1152" w:left="1152" w:header="720" w:footer="720" w:gutter="0"/>
+      <w:pgMar w:top="1008" w:right="1008" w:bottom="1008" w:left="1008" w:header="720" w:footer="720" w:gutter="0"/>
       <w:cols w:space="720"/>
       <w:docGrid w:linePitch="360"/>
     </w:sectPr>
